--- a/FASE 2/Evidencias Proyecto/Evidencias de documentación/Sprint 1/Plantilla_Resumen_Reunion_Retrospectiva.docx
+++ b/FASE 2/Evidencias Proyecto/Evidencias de documentación/Sprint 1/Plantilla_Resumen_Reunion_Retrospectiva.docx
@@ -614,7 +614,7 @@
                 <w:color w:val="000000"/>
                 <w:sz w:val="21"/>
               </w:rPr>
-              <w:t>[Completar: N° de Sprint que se está cerrando, ej. Sprint 1]</w:t>
+              <w:t>Sprint 1 (semanas 5 y 6, del 07-09-2026 al 20-09-2026)</w:t>
             </w:r>
           </w:p>
         </w:tc>

--- a/FASE 2/Evidencias Proyecto/Evidencias de documentación/Sprint 1/Plantilla_Resumen_Reunion_Retrospectiva.docx
+++ b/FASE 2/Evidencias Proyecto/Evidencias de documentación/Sprint 1/Plantilla_Resumen_Reunion_Retrospectiva.docx
@@ -470,7 +470,7 @@
                 <w:color w:val="000000"/>
                 <w:sz w:val="21"/>
               </w:rPr>
-              <w:t>[Completar: se define según la sala asignada al momento de la reunión]</w:t>
+              <w:t>Retrospectiva escrita (asíncrona) por WhatsApp: por la dificultad para coordinar horarios, cada integrante respondió por escrito las tres preguntas y las respuestas se consolidan en el formulario, con las iniciales de quien planteó cada punto (RC, LM, NS).</w:t>
             </w:r>
           </w:p>
         </w:tc>
@@ -542,7 +542,7 @@
                 <w:color w:val="000000"/>
                 <w:sz w:val="21"/>
               </w:rPr>
-              <w:t>[Completar: fecha real de la reunión retrospectiva]</w:t>
+              <w:t>24-09-2026</w:t>
             </w:r>
           </w:p>
         </w:tc>
@@ -758,7 +758,7 @@
                 <w:color w:val="000000"/>
                 <w:sz w:val="21"/>
               </w:rPr>
-              <w:t>[Completar: se registra el día de la reunión, según quiénes asistieron realmente]</w:t>
+              <w:t>Rodrigo Cárcamo Rojas (como integrante del equipo de desarrollo), Luis Méndez y Nicolás Silva, con respuestas escritas</w:t>
             </w:r>
           </w:p>
         </w:tc>
@@ -1193,363 +1193,89 @@
           </w:tcPr>
           <w:p>
             <w:pPr>
-              <w:pStyle w:val="NormalWeb"/>
+              <w:pStyle w:val="Normal"/>
+              <w:numPr>
+                <w:ilvl w:val="0"/>
+                <w:numId w:val="2"/>
+              </w:numPr>
               <w:snapToGrid w:val="false"/>
-              <w:spacing w:before="0" w:after="0"/>
-              <w:rPr>
-                <w:rFonts w:ascii="Arial" w:hAnsi="Arial" w:cs="Arial"/>
-                <w:b/>
-                <w:color w:val="365F91"/>
-              </w:rPr>
-            </w:pPr>
-            <w:r>
-              <w:rPr>
-                <w:rFonts w:cs="Arial" w:ascii="Arial" w:hAnsi="Arial"/>
-                <w:b/>
-                <w:color w:val="365F91"/>
-              </w:rPr>
-            </w:r>
-          </w:p>
-          <w:p>
-            <w:pPr>
-              <w:pStyle w:val="NormalWeb"/>
-              <w:spacing w:before="0" w:after="0"/>
-              <w:rPr>
-                <w:rFonts w:ascii="Arial" w:hAnsi="Arial" w:cs="Arial"/>
-                <w:b/>
-                <w:color w:val="365F91"/>
-              </w:rPr>
-            </w:pPr>
-            <w:r>
-              <w:rPr>
-                <w:rFonts w:cs="Arial" w:ascii="Arial" w:hAnsi="Arial"/>
-                <w:b/>
-                <w:color w:val="365F91"/>
-              </w:rPr>
-            </w:r>
-          </w:p>
-          <w:p>
-            <w:pPr>
-              <w:pStyle w:val="NormalWeb"/>
-              <w:spacing w:before="0" w:after="0"/>
-              <w:rPr>
-                <w:rFonts w:ascii="Arial" w:hAnsi="Arial" w:cs="Arial"/>
-                <w:b/>
-                <w:color w:val="365F91"/>
-              </w:rPr>
-            </w:pPr>
-            <w:r>
-              <w:rPr>
-                <w:rFonts w:cs="Arial" w:ascii="Arial" w:hAnsi="Arial"/>
-                <w:b/>
-                <w:color w:val="365F91"/>
-              </w:rPr>
-            </w:r>
-          </w:p>
-          <w:p>
-            <w:pPr>
-              <w:pStyle w:val="NormalWeb"/>
-              <w:spacing w:before="0" w:after="0"/>
-              <w:rPr>
-                <w:rFonts w:ascii="Arial" w:hAnsi="Arial" w:cs="Arial"/>
-                <w:b/>
-                <w:color w:val="365F91"/>
-              </w:rPr>
-            </w:pPr>
-            <w:r>
-              <w:rPr>
-                <w:rFonts w:cs="Arial" w:ascii="Arial" w:hAnsi="Arial"/>
-                <w:b/>
-                <w:color w:val="365F91"/>
-              </w:rPr>
-            </w:r>
-          </w:p>
-          <w:p>
-            <w:pPr>
-              <w:pStyle w:val="NormalWeb"/>
-              <w:spacing w:before="0" w:after="0"/>
-              <w:rPr>
-                <w:rFonts w:ascii="Arial" w:hAnsi="Arial" w:cs="Arial"/>
-                <w:b/>
-                <w:color w:val="365F91"/>
-              </w:rPr>
-            </w:pPr>
-            <w:r>
-              <w:rPr>
-                <w:rFonts w:cs="Arial" w:ascii="Arial" w:hAnsi="Arial"/>
-                <w:b/>
-                <w:color w:val="365F91"/>
-              </w:rPr>
-            </w:r>
-          </w:p>
-          <w:p>
-            <w:pPr>
-              <w:pStyle w:val="NormalWeb"/>
-              <w:spacing w:before="0" w:after="0"/>
-              <w:rPr>
-                <w:rFonts w:ascii="Arial" w:hAnsi="Arial" w:cs="Arial"/>
-                <w:b/>
-                <w:color w:val="365F91"/>
-              </w:rPr>
-            </w:pPr>
-            <w:r>
-              <w:rPr>
-                <w:rFonts w:cs="Arial" w:ascii="Arial" w:hAnsi="Arial"/>
-                <w:b/>
-                <w:color w:val="365F91"/>
-              </w:rPr>
-            </w:r>
-          </w:p>
-          <w:p>
-            <w:pPr>
-              <w:pStyle w:val="NormalWeb"/>
-              <w:spacing w:before="0" w:after="0"/>
-              <w:rPr>
-                <w:rFonts w:ascii="Arial" w:hAnsi="Arial" w:cs="Arial"/>
-                <w:b/>
-                <w:color w:val="365F91"/>
-              </w:rPr>
-            </w:pPr>
-            <w:r>
-              <w:rPr>
-                <w:rFonts w:cs="Arial" w:ascii="Arial" w:hAnsi="Arial"/>
-                <w:b/>
-                <w:color w:val="365F91"/>
-              </w:rPr>
-            </w:r>
-          </w:p>
-          <w:p>
-            <w:pPr>
-              <w:pStyle w:val="NormalWeb"/>
-              <w:spacing w:before="0" w:after="0"/>
-              <w:rPr>
-                <w:rFonts w:ascii="Arial" w:hAnsi="Arial" w:cs="Arial"/>
-                <w:b/>
-                <w:color w:val="365F91"/>
-              </w:rPr>
-            </w:pPr>
-            <w:r>
-              <w:rPr>
-                <w:rFonts w:cs="Arial" w:ascii="Arial" w:hAnsi="Arial"/>
-                <w:b/>
-                <w:color w:val="365F91"/>
-              </w:rPr>
-            </w:r>
-          </w:p>
-          <w:p>
-            <w:pPr>
-              <w:pStyle w:val="NormalWeb"/>
-              <w:spacing w:before="0" w:after="0"/>
-              <w:rPr>
-                <w:rFonts w:ascii="Arial" w:hAnsi="Arial" w:cs="Arial"/>
-                <w:b/>
-                <w:color w:val="365F91"/>
-              </w:rPr>
-            </w:pPr>
-            <w:r>
-              <w:rPr>
-                <w:rFonts w:cs="Arial" w:ascii="Arial" w:hAnsi="Arial"/>
-                <w:b/>
-                <w:color w:val="365F91"/>
-              </w:rPr>
-            </w:r>
-          </w:p>
-          <w:p>
-            <w:pPr>
-              <w:pStyle w:val="NormalWeb"/>
-              <w:spacing w:before="0" w:after="0"/>
-              <w:rPr>
-                <w:rFonts w:ascii="Arial" w:hAnsi="Arial" w:cs="Arial"/>
-                <w:b/>
-                <w:color w:val="365F91"/>
-              </w:rPr>
-            </w:pPr>
-            <w:r>
-              <w:rPr>
-                <w:rFonts w:cs="Arial" w:ascii="Arial" w:hAnsi="Arial"/>
-                <w:b/>
-                <w:color w:val="365F91"/>
-              </w:rPr>
-            </w:r>
-          </w:p>
-          <w:p>
-            <w:pPr>
-              <w:pStyle w:val="NormalWeb"/>
-              <w:spacing w:before="0" w:after="0"/>
-              <w:rPr>
-                <w:rFonts w:ascii="Arial" w:hAnsi="Arial" w:cs="Arial"/>
-                <w:b/>
-                <w:color w:val="365F91"/>
-              </w:rPr>
-            </w:pPr>
-            <w:r>
-              <w:rPr>
-                <w:rFonts w:cs="Arial" w:ascii="Arial" w:hAnsi="Arial"/>
-                <w:b/>
-                <w:color w:val="365F91"/>
-              </w:rPr>
-            </w:r>
-          </w:p>
-          <w:p>
-            <w:pPr>
-              <w:pStyle w:val="NormalWeb"/>
-              <w:spacing w:before="0" w:after="0"/>
-              <w:rPr>
-                <w:rFonts w:ascii="Arial" w:hAnsi="Arial" w:cs="Arial"/>
-                <w:b/>
-                <w:color w:val="365F91"/>
-              </w:rPr>
-            </w:pPr>
-            <w:r>
-              <w:rPr>
-                <w:rFonts w:cs="Arial" w:ascii="Arial" w:hAnsi="Arial"/>
-                <w:b/>
-                <w:color w:val="365F91"/>
-              </w:rPr>
-            </w:r>
-          </w:p>
-          <w:p>
-            <w:pPr>
-              <w:pStyle w:val="NormalWeb"/>
-              <w:spacing w:before="0" w:after="0"/>
-              <w:rPr>
-                <w:rFonts w:ascii="Arial" w:hAnsi="Arial" w:cs="Arial"/>
-                <w:b/>
-                <w:color w:val="365F91"/>
-              </w:rPr>
-            </w:pPr>
-            <w:r>
-              <w:rPr>
-                <w:rFonts w:cs="Arial" w:ascii="Arial" w:hAnsi="Arial"/>
-                <w:b/>
-                <w:color w:val="365F91"/>
-              </w:rPr>
-            </w:r>
-          </w:p>
-          <w:p>
-            <w:pPr>
-              <w:pStyle w:val="NormalWeb"/>
-              <w:spacing w:before="0" w:after="0"/>
-              <w:rPr>
-                <w:rFonts w:ascii="Arial" w:hAnsi="Arial" w:cs="Arial"/>
-                <w:b/>
-                <w:color w:val="365F91"/>
-              </w:rPr>
-            </w:pPr>
-            <w:r>
-              <w:rPr>
-                <w:rFonts w:cs="Arial" w:ascii="Arial" w:hAnsi="Arial"/>
-                <w:b/>
-                <w:color w:val="365F91"/>
-              </w:rPr>
-            </w:r>
-          </w:p>
-          <w:p>
-            <w:pPr>
-              <w:pStyle w:val="NormalWeb"/>
-              <w:spacing w:before="0" w:after="0"/>
-              <w:rPr>
-                <w:rFonts w:ascii="Arial" w:hAnsi="Arial" w:cs="Arial"/>
-                <w:b/>
-                <w:color w:val="365F91"/>
-              </w:rPr>
-            </w:pPr>
-            <w:r>
-              <w:rPr>
-                <w:rFonts w:cs="Arial" w:ascii="Arial" w:hAnsi="Arial"/>
-                <w:b/>
-                <w:color w:val="365F91"/>
-              </w:rPr>
-            </w:r>
-          </w:p>
-          <w:p>
-            <w:pPr>
-              <w:pStyle w:val="NormalWeb"/>
-              <w:spacing w:before="0" w:after="0"/>
-              <w:rPr>
-                <w:rFonts w:ascii="Arial" w:hAnsi="Arial" w:cs="Arial"/>
-                <w:b/>
-                <w:color w:val="365F91"/>
-              </w:rPr>
-            </w:pPr>
-            <w:r>
-              <w:rPr>
-                <w:rFonts w:cs="Arial" w:ascii="Arial" w:hAnsi="Arial"/>
-                <w:b/>
-                <w:color w:val="365F91"/>
-              </w:rPr>
-            </w:r>
-          </w:p>
-          <w:p>
-            <w:pPr>
-              <w:pStyle w:val="NormalWeb"/>
-              <w:spacing w:before="0" w:after="0"/>
-              <w:rPr>
-                <w:rFonts w:ascii="Arial" w:hAnsi="Arial" w:cs="Arial"/>
-                <w:b/>
-                <w:color w:val="365F91"/>
-              </w:rPr>
-            </w:pPr>
-            <w:r>
-              <w:rPr>
-                <w:rFonts w:cs="Arial" w:ascii="Arial" w:hAnsi="Arial"/>
-                <w:b/>
-                <w:color w:val="365F91"/>
-              </w:rPr>
-            </w:r>
-          </w:p>
-          <w:p>
-            <w:pPr>
-              <w:pStyle w:val="NormalWeb"/>
-              <w:spacing w:before="0" w:after="0"/>
-              <w:rPr>
-                <w:rFonts w:ascii="Arial" w:hAnsi="Arial" w:cs="Arial"/>
-                <w:b/>
-                <w:color w:val="365F91"/>
-              </w:rPr>
-            </w:pPr>
-            <w:r>
-              <w:rPr>
-                <w:rFonts w:cs="Arial" w:ascii="Arial" w:hAnsi="Arial"/>
-                <w:b/>
-                <w:color w:val="365F91"/>
-              </w:rPr>
-            </w:r>
-          </w:p>
-          <w:p>
-            <w:pPr>
-              <w:pStyle w:val="NormalWeb"/>
-              <w:spacing w:before="0" w:after="0"/>
-              <w:rPr>
-                <w:rFonts w:ascii="Arial" w:hAnsi="Arial" w:cs="Arial"/>
-                <w:b/>
-                <w:color w:val="365F91"/>
-              </w:rPr>
-            </w:pPr>
-            <w:r>
-              <w:rPr>
-                <w:rFonts w:cs="Arial" w:ascii="Arial" w:hAnsi="Arial"/>
-                <w:b/>
-                <w:color w:val="365F91"/>
-              </w:rPr>
-            </w:r>
-          </w:p>
-          <w:p>
-            <w:pPr>
-              <w:pStyle w:val="NormalWeb"/>
-              <w:spacing w:before="0" w:after="0"/>
-              <w:rPr>
-                <w:rFonts w:ascii="Arial" w:hAnsi="Arial" w:cs="Arial"/>
-                <w:b/>
-                <w:color w:val="365F91"/>
-              </w:rPr>
-            </w:pPr>
-            <w:r>
-              <w:rPr>
-                <w:rFonts w:cs="Arial" w:ascii="Arial" w:hAnsi="Arial"/>
-                <w:b/>
-                <w:color w:val="365F91"/>
-              </w:rPr>
+              <w:spacing w:lineRule="auto" w:line="240" w:before="0" w:after="80"/>
+              <w:ind w:left="284" w:hanging="284"/>
+              <w:rPr>
+                <w:rFonts w:ascii="Arial" w:hAnsi="Arial" w:eastAsia="Times New Roman" w:cs="Arial"/>
+                <w:color w:val="000000"/>
+                <w:sz w:val="24"/>
+                <w:szCs w:val="24"/>
+                <w:lang w:eastAsia="es-VE"/>
+              </w:rPr>
+            </w:pPr>
+            <w:r>
+              <w:rPr>
+                <w:rFonts w:ascii="Calibri" w:hAnsi="Calibri"/>
+                <w:b w:val="0"/>
+                <w:i w:val="0"/>
+                <w:color w:val="000000"/>
+                <w:sz w:val="21"/>
+              </w:rPr>
+              <w:t>Se definió correctamente el alcance del proyecto, se vio con claridad la arquitectura que se usará y se realizó prácticamente toda la documentación requerida. (LM)</w:t>
+            </w:r>
+          </w:p>
+          <w:p>
+            <w:pPr>
+              <w:pStyle w:val="Normal"/>
+              <w:numPr>
+                <w:ilvl w:val="0"/>
+                <w:numId w:val="2"/>
+              </w:numPr>
+              <w:snapToGrid w:val="false"/>
+              <w:spacing w:lineRule="auto" w:line="240" w:before="0" w:after="80"/>
+              <w:ind w:left="284" w:hanging="284"/>
+              <w:rPr>
+                <w:rFonts w:ascii="Arial" w:hAnsi="Arial" w:eastAsia="Times New Roman" w:cs="Arial"/>
+                <w:color w:val="000000"/>
+                <w:sz w:val="24"/>
+                <w:szCs w:val="24"/>
+                <w:lang w:eastAsia="es-VE"/>
+              </w:rPr>
+            </w:pPr>
+            <w:r>
+              <w:rPr>
+                <w:rFonts w:ascii="Calibri" w:hAnsi="Calibri"/>
+                <w:b w:val="0"/>
+                <w:i w:val="0"/>
+                <w:color w:val="000000"/>
+                <w:sz w:val="21"/>
+              </w:rPr>
+              <w:t>Desde la Fase 1 se definió la propuesta de FitSearch para facilitar la búsqueda en deporte y bienestar, complementada con orientación; se organizaron los roles según las fortalezas de cada integrante y se definieron las historias de usuario, sus prioridades y el plan de trabajo por sprints. Esa base permitió implementar el registro, la autenticación y los datos básicos del perfil. (NS)</w:t>
+            </w:r>
+          </w:p>
+          <w:p>
+            <w:pPr>
+              <w:pStyle w:val="Normal"/>
+              <w:numPr>
+                <w:ilvl w:val="0"/>
+                <w:numId w:val="2"/>
+              </w:numPr>
+              <w:snapToGrid w:val="false"/>
+              <w:spacing w:lineRule="auto" w:line="240" w:before="0" w:after="80"/>
+              <w:ind w:left="284" w:hanging="284"/>
+              <w:rPr>
+                <w:rFonts w:ascii="Arial" w:hAnsi="Arial" w:eastAsia="Times New Roman" w:cs="Arial"/>
+                <w:color w:val="000000"/>
+                <w:sz w:val="24"/>
+                <w:szCs w:val="24"/>
+                <w:lang w:eastAsia="es-VE"/>
+              </w:rPr>
+            </w:pPr>
+            <w:r>
+              <w:rPr>
+                <w:rFonts w:ascii="Calibri" w:hAnsi="Calibri"/>
+                <w:b w:val="0"/>
+                <w:i w:val="0"/>
+                <w:color w:val="000000"/>
+                <w:sz w:val="21"/>
+              </w:rPr>
+              <w:t>Se cumplieron las 43 horas estimadas, se aprobaron los 7 casos de prueba, se construyeron 44 pruebas automatizadas (30 en el backend y 14 en el frontend) y la aplicación funcionó de extremo a extremo con MySQL real. (RC)</w:t>
             </w:r>
           </w:p>
         </w:tc>
@@ -1565,21 +1291,176 @@
           </w:tcPr>
           <w:p>
             <w:pPr>
-              <w:pStyle w:val="NormalWeb"/>
+              <w:pStyle w:val="Normal"/>
+              <w:numPr>
+                <w:ilvl w:val="0"/>
+                <w:numId w:val="2"/>
+              </w:numPr>
               <w:snapToGrid w:val="false"/>
-              <w:spacing w:before="0" w:after="0"/>
-              <w:rPr>
-                <w:rFonts w:ascii="Arial" w:hAnsi="Arial" w:cs="Arial"/>
-                <w:b/>
-                <w:color w:val="365F91"/>
-              </w:rPr>
-            </w:pPr>
-            <w:r>
-              <w:rPr>
-                <w:rFonts w:cs="Arial" w:ascii="Arial" w:hAnsi="Arial"/>
-                <w:b/>
-                <w:color w:val="365F91"/>
-              </w:rPr>
+              <w:spacing w:lineRule="auto" w:line="240" w:before="0" w:after="80"/>
+              <w:ind w:left="284" w:hanging="284"/>
+              <w:rPr>
+                <w:rFonts w:ascii="Arial" w:hAnsi="Arial" w:eastAsia="Times New Roman" w:cs="Arial"/>
+                <w:color w:val="000000"/>
+                <w:sz w:val="24"/>
+                <w:szCs w:val="24"/>
+                <w:lang w:eastAsia="es-VE"/>
+              </w:rPr>
+            </w:pPr>
+            <w:r>
+              <w:rPr>
+                <w:rFonts w:ascii="Calibri" w:hAnsi="Calibri"/>
+                <w:b w:val="0"/>
+                <w:i w:val="0"/>
+                <w:color w:val="000000"/>
+                <w:sz w:val="21"/>
+              </w:rPr>
+              <w:t>A juicio de Luis, el sprint salió según lo esperado; hubo que atender muchas retroalimentaciones del profesor. (LM)</w:t>
+            </w:r>
+          </w:p>
+          <w:p>
+            <w:pPr>
+              <w:pStyle w:val="Normal"/>
+              <w:numPr>
+                <w:ilvl w:val="0"/>
+                <w:numId w:val="2"/>
+              </w:numPr>
+              <w:snapToGrid w:val="false"/>
+              <w:spacing w:lineRule="auto" w:line="240" w:before="0" w:after="80"/>
+              <w:ind w:left="284" w:hanging="284"/>
+              <w:rPr>
+                <w:rFonts w:ascii="Arial" w:hAnsi="Arial" w:eastAsia="Times New Roman" w:cs="Arial"/>
+                <w:color w:val="000000"/>
+                <w:sz w:val="24"/>
+                <w:szCs w:val="24"/>
+                <w:lang w:eastAsia="es-VE"/>
+              </w:rPr>
+            </w:pPr>
+            <w:r>
+              <w:rPr>
+                <w:rFonts w:ascii="Calibri" w:hAnsi="Calibri"/>
+                <w:b w:val="0"/>
+                <w:i w:val="0"/>
+                <w:color w:val="000000"/>
+                <w:sz w:val="21"/>
+              </w:rPr>
+              <w:t>La documentación muestra aspectos por fortalecer en seguridad, arquitectura, pruebas y gestión de riesgos, y el alcance podía resultar demasiado amplio para el tiempo disponible. (NS)</w:t>
+            </w:r>
+          </w:p>
+          <w:p>
+            <w:pPr>
+              <w:pStyle w:val="Normal"/>
+              <w:numPr>
+                <w:ilvl w:val="0"/>
+                <w:numId w:val="2"/>
+              </w:numPr>
+              <w:snapToGrid w:val="false"/>
+              <w:spacing w:lineRule="auto" w:line="240" w:before="0" w:after="80"/>
+              <w:ind w:left="284" w:hanging="284"/>
+              <w:rPr>
+                <w:rFonts w:ascii="Arial" w:hAnsi="Arial" w:eastAsia="Times New Roman" w:cs="Arial"/>
+                <w:color w:val="000000"/>
+                <w:sz w:val="24"/>
+                <w:szCs w:val="24"/>
+                <w:lang w:eastAsia="es-VE"/>
+              </w:rPr>
+            </w:pPr>
+            <w:r>
+              <w:rPr>
+                <w:rFonts w:ascii="Calibri" w:hAnsi="Calibri"/>
+                <w:b w:val="0"/>
+                <w:i w:val="0"/>
+                <w:color w:val="000000"/>
+                <w:sz w:val="21"/>
+              </w:rPr>
+              <w:t>Costó coordinar los horarios del equipo. (RC)</w:t>
+            </w:r>
+          </w:p>
+          <w:p>
+            <w:pPr>
+              <w:pStyle w:val="Normal"/>
+              <w:numPr>
+                <w:ilvl w:val="0"/>
+                <w:numId w:val="2"/>
+              </w:numPr>
+              <w:snapToGrid w:val="false"/>
+              <w:spacing w:lineRule="auto" w:line="240" w:before="0" w:after="80"/>
+              <w:ind w:left="284" w:hanging="284"/>
+              <w:rPr>
+                <w:rFonts w:ascii="Arial" w:hAnsi="Arial" w:eastAsia="Times New Roman" w:cs="Arial"/>
+                <w:color w:val="000000"/>
+                <w:sz w:val="24"/>
+                <w:szCs w:val="24"/>
+                <w:lang w:eastAsia="es-VE"/>
+              </w:rPr>
+            </w:pPr>
+            <w:r>
+              <w:rPr>
+                <w:rFonts w:ascii="Calibri" w:hAnsi="Calibri"/>
+                <w:b w:val="0"/>
+                <w:i w:val="0"/>
+                <w:color w:val="000000"/>
+                <w:sz w:val="21"/>
+              </w:rPr>
+              <w:t>El código se integró a la rama principal sin pull request ni revisión de otro integrante (DoD-03 y DoD-04); se abrió una revisión posterior en GitHub (PR #6). (RC)</w:t>
+            </w:r>
+          </w:p>
+          <w:p>
+            <w:pPr>
+              <w:pStyle w:val="Normal"/>
+              <w:numPr>
+                <w:ilvl w:val="0"/>
+                <w:numId w:val="2"/>
+              </w:numPr>
+              <w:snapToGrid w:val="false"/>
+              <w:spacing w:lineRule="auto" w:line="240" w:before="0" w:after="80"/>
+              <w:ind w:left="284" w:hanging="284"/>
+              <w:rPr>
+                <w:rFonts w:ascii="Arial" w:hAnsi="Arial" w:eastAsia="Times New Roman" w:cs="Arial"/>
+                <w:color w:val="000000"/>
+                <w:sz w:val="24"/>
+                <w:szCs w:val="24"/>
+                <w:lang w:eastAsia="es-VE"/>
+              </w:rPr>
+            </w:pPr>
+            <w:r>
+              <w:rPr>
+                <w:rFonts w:ascii="Calibri" w:hAnsi="Calibri"/>
+                <w:b w:val="0"/>
+                <w:i w:val="0"/>
+                <w:color w:val="000000"/>
+                <w:sz w:val="21"/>
+              </w:rPr>
+              <w:t>La Definition of Done se aprobó al final del sprint, cuando el código ya estaba escrito. (RC)</w:t>
+            </w:r>
+          </w:p>
+          <w:p>
+            <w:pPr>
+              <w:pStyle w:val="Normal"/>
+              <w:numPr>
+                <w:ilvl w:val="0"/>
+                <w:numId w:val="2"/>
+              </w:numPr>
+              <w:snapToGrid w:val="false"/>
+              <w:spacing w:lineRule="auto" w:line="240" w:before="0" w:after="80"/>
+              <w:ind w:left="284" w:hanging="284"/>
+              <w:rPr>
+                <w:rFonts w:ascii="Arial" w:hAnsi="Arial" w:eastAsia="Times New Roman" w:cs="Arial"/>
+                <w:color w:val="000000"/>
+                <w:sz w:val="24"/>
+                <w:szCs w:val="24"/>
+                <w:lang w:eastAsia="es-VE"/>
+              </w:rPr>
+            </w:pPr>
+            <w:r>
+              <w:rPr>
+                <w:rFonts w:ascii="Calibri" w:hAnsi="Calibri"/>
+                <w:b w:val="0"/>
+                <w:i w:val="0"/>
+                <w:color w:val="000000"/>
+                <w:sz w:val="21"/>
+              </w:rPr>
+              <w:t>La creación del usuario de MySQL falló en la instalación (caching_sha2_password, defecto 2) y hubo que corregirla y documentarla. (RC)</w:t>
             </w:r>
           </w:p>
         </w:tc>
@@ -1595,75 +1476,205 @@
           </w:tcPr>
           <w:p>
             <w:pPr>
-              <w:pStyle w:val="NormalWeb"/>
+              <w:pStyle w:val="Normal"/>
+              <w:numPr>
+                <w:ilvl w:val="0"/>
+                <w:numId w:val="2"/>
+              </w:numPr>
               <w:snapToGrid w:val="false"/>
-              <w:spacing w:before="0" w:after="0"/>
-              <w:rPr>
-                <w:rFonts w:ascii="Arial" w:hAnsi="Arial" w:cs="Arial"/>
-                <w:b/>
-                <w:color w:val="365F91"/>
-              </w:rPr>
-            </w:pPr>
-            <w:r>
-              <w:rPr>
-                <w:rFonts w:cs="Arial" w:ascii="Arial" w:hAnsi="Arial"/>
-                <w:b/>
-                <w:color w:val="365F91"/>
-              </w:rPr>
-            </w:r>
-          </w:p>
-          <w:p>
-            <w:pPr>
-              <w:pStyle w:val="NormalWeb"/>
-              <w:spacing w:before="0" w:after="0"/>
-              <w:rPr>
-                <w:rFonts w:ascii="Arial" w:hAnsi="Arial" w:cs="Arial"/>
-                <w:b/>
-                <w:color w:val="365F91"/>
-              </w:rPr>
-            </w:pPr>
-            <w:r>
-              <w:rPr>
-                <w:rFonts w:cs="Arial" w:ascii="Arial" w:hAnsi="Arial"/>
-                <w:b/>
-                <w:color w:val="365F91"/>
-              </w:rPr>
-            </w:r>
-          </w:p>
-          <w:p>
-            <w:pPr>
-              <w:pStyle w:val="NormalWeb"/>
-              <w:spacing w:before="0" w:after="0"/>
-              <w:rPr>
-                <w:rFonts w:ascii="Arial" w:hAnsi="Arial" w:cs="Arial"/>
-                <w:b/>
-                <w:color w:val="365F91"/>
-              </w:rPr>
-            </w:pPr>
-            <w:r>
-              <w:rPr>
-                <w:rFonts w:cs="Arial" w:ascii="Arial" w:hAnsi="Arial"/>
-                <w:b/>
-                <w:color w:val="365F91"/>
-              </w:rPr>
-            </w:r>
-          </w:p>
-          <w:p>
-            <w:pPr>
-              <w:pStyle w:val="NormalWeb"/>
-              <w:spacing w:before="0" w:after="0"/>
-              <w:rPr>
-                <w:rFonts w:ascii="Arial" w:hAnsi="Arial" w:cs="Arial"/>
-                <w:b/>
-                <w:color w:val="365F91"/>
-              </w:rPr>
-            </w:pPr>
-            <w:r>
-              <w:rPr>
-                <w:rFonts w:cs="Arial" w:ascii="Arial" w:hAnsi="Arial"/>
-                <w:b/>
-                <w:color w:val="365F91"/>
-              </w:rPr>
+              <w:spacing w:lineRule="auto" w:line="240" w:before="0" w:after="80"/>
+              <w:ind w:left="284" w:hanging="284"/>
+              <w:rPr>
+                <w:rFonts w:ascii="Arial" w:hAnsi="Arial" w:eastAsia="Times New Roman" w:cs="Arial"/>
+                <w:color w:val="000000"/>
+                <w:sz w:val="24"/>
+                <w:szCs w:val="24"/>
+                <w:lang w:eastAsia="es-VE"/>
+              </w:rPr>
+            </w:pPr>
+            <w:r>
+              <w:rPr>
+                <w:rFonts w:ascii="Calibri" w:hAnsi="Calibri"/>
+                <w:b w:val="0"/>
+                <w:i w:val="0"/>
+                <w:color w:val="000000"/>
+                <w:sz w:val="21"/>
+              </w:rPr>
+              <w:t>Organizar de mejor manera los tiempos de trabajo y sus evidencias. (LM)</w:t>
+            </w:r>
+          </w:p>
+          <w:p>
+            <w:pPr>
+              <w:pStyle w:val="Normal"/>
+              <w:numPr>
+                <w:ilvl w:val="0"/>
+                <w:numId w:val="2"/>
+              </w:numPr>
+              <w:snapToGrid w:val="false"/>
+              <w:spacing w:lineRule="auto" w:line="240" w:before="0" w:after="80"/>
+              <w:ind w:left="284" w:hanging="284"/>
+              <w:rPr>
+                <w:rFonts w:ascii="Arial" w:hAnsi="Arial" w:eastAsia="Times New Roman" w:cs="Arial"/>
+                <w:color w:val="000000"/>
+                <w:sz w:val="24"/>
+                <w:szCs w:val="24"/>
+                <w:lang w:eastAsia="es-VE"/>
+              </w:rPr>
+            </w:pPr>
+            <w:r>
+              <w:rPr>
+                <w:rFonts w:ascii="Calibri" w:hAnsi="Calibri"/>
+                <w:b w:val="0"/>
+                <w:i w:val="0"/>
+                <w:color w:val="000000"/>
+                <w:sz w:val="21"/>
+              </w:rPr>
+              <w:t>Mantener un alcance acordado y actualizar los documentos cuando cambien los requisitos, para que el desarrollo coincida con lo planificado. (NS)</w:t>
+            </w:r>
+          </w:p>
+          <w:p>
+            <w:pPr>
+              <w:pStyle w:val="Normal"/>
+              <w:numPr>
+                <w:ilvl w:val="0"/>
+                <w:numId w:val="2"/>
+              </w:numPr>
+              <w:snapToGrid w:val="false"/>
+              <w:spacing w:lineRule="auto" w:line="240" w:before="0" w:after="80"/>
+              <w:ind w:left="284" w:hanging="284"/>
+              <w:rPr>
+                <w:rFonts w:ascii="Arial" w:hAnsi="Arial" w:eastAsia="Times New Roman" w:cs="Arial"/>
+                <w:color w:val="000000"/>
+                <w:sz w:val="24"/>
+                <w:szCs w:val="24"/>
+                <w:lang w:eastAsia="es-VE"/>
+              </w:rPr>
+            </w:pPr>
+            <w:r>
+              <w:rPr>
+                <w:rFonts w:ascii="Calibri" w:hAnsi="Calibri"/>
+                <w:b w:val="0"/>
+                <w:i w:val="0"/>
+                <w:color w:val="000000"/>
+                <w:sz w:val="21"/>
+              </w:rPr>
+              <w:t>Desglosar mejor las tareas, incluyendo las pruebas y la documentación. (NS)</w:t>
+            </w:r>
+          </w:p>
+          <w:p>
+            <w:pPr>
+              <w:pStyle w:val="Normal"/>
+              <w:numPr>
+                <w:ilvl w:val="0"/>
+                <w:numId w:val="2"/>
+              </w:numPr>
+              <w:snapToGrid w:val="false"/>
+              <w:spacing w:lineRule="auto" w:line="240" w:before="0" w:after="80"/>
+              <w:ind w:left="284" w:hanging="284"/>
+              <w:rPr>
+                <w:rFonts w:ascii="Arial" w:hAnsi="Arial" w:eastAsia="Times New Roman" w:cs="Arial"/>
+                <w:color w:val="000000"/>
+                <w:sz w:val="24"/>
+                <w:szCs w:val="24"/>
+                <w:lang w:eastAsia="es-VE"/>
+              </w:rPr>
+            </w:pPr>
+            <w:r>
+              <w:rPr>
+                <w:rFonts w:ascii="Calibri" w:hAnsi="Calibri"/>
+                <w:b w:val="0"/>
+                <w:i w:val="0"/>
+                <w:color w:val="000000"/>
+                <w:sz w:val="21"/>
+              </w:rPr>
+              <w:t>Coordinar reuniones periódicas para revisar avances y bloqueos. (NS)</w:t>
+            </w:r>
+          </w:p>
+          <w:p>
+            <w:pPr>
+              <w:pStyle w:val="Normal"/>
+              <w:numPr>
+                <w:ilvl w:val="0"/>
+                <w:numId w:val="2"/>
+              </w:numPr>
+              <w:snapToGrid w:val="false"/>
+              <w:spacing w:lineRule="auto" w:line="240" w:before="0" w:after="80"/>
+              <w:ind w:left="284" w:hanging="284"/>
+              <w:rPr>
+                <w:rFonts w:ascii="Arial" w:hAnsi="Arial" w:eastAsia="Times New Roman" w:cs="Arial"/>
+                <w:color w:val="000000"/>
+                <w:sz w:val="24"/>
+                <w:szCs w:val="24"/>
+                <w:lang w:eastAsia="es-VE"/>
+              </w:rPr>
+            </w:pPr>
+            <w:r>
+              <w:rPr>
+                <w:rFonts w:ascii="Calibri" w:hAnsi="Calibri"/>
+                <w:b w:val="0"/>
+                <w:i w:val="0"/>
+                <w:color w:val="000000"/>
+                <w:sz w:val="21"/>
+              </w:rPr>
+              <w:t>Integrar todo cambio mediante pull request revisado: desde el 22-09-2026 la rama main está protegida y los cambios los aprueba el Product Owner. (RC)</w:t>
+            </w:r>
+          </w:p>
+          <w:p>
+            <w:pPr>
+              <w:pStyle w:val="Normal"/>
+              <w:numPr>
+                <w:ilvl w:val="0"/>
+                <w:numId w:val="2"/>
+              </w:numPr>
+              <w:snapToGrid w:val="false"/>
+              <w:spacing w:lineRule="auto" w:line="240" w:before="0" w:after="80"/>
+              <w:ind w:left="284" w:hanging="284"/>
+              <w:rPr>
+                <w:rFonts w:ascii="Arial" w:hAnsi="Arial" w:eastAsia="Times New Roman" w:cs="Arial"/>
+                <w:color w:val="000000"/>
+                <w:sz w:val="24"/>
+                <w:szCs w:val="24"/>
+                <w:lang w:eastAsia="es-VE"/>
+              </w:rPr>
+            </w:pPr>
+            <w:r>
+              <w:rPr>
+                <w:rFonts w:ascii="Calibri" w:hAnsi="Calibri"/>
+                <w:b w:val="0"/>
+                <w:i w:val="0"/>
+                <w:color w:val="000000"/>
+                <w:sz w:val="21"/>
+              </w:rPr>
+              <w:t>Acordar horarios fijos de trabajo en equipo. (RC)</w:t>
+            </w:r>
+          </w:p>
+          <w:p>
+            <w:pPr>
+              <w:pStyle w:val="Normal"/>
+              <w:numPr>
+                <w:ilvl w:val="0"/>
+                <w:numId w:val="2"/>
+              </w:numPr>
+              <w:snapToGrid w:val="false"/>
+              <w:spacing w:lineRule="auto" w:line="240" w:before="0" w:after="80"/>
+              <w:ind w:left="284" w:hanging="284"/>
+              <w:rPr>
+                <w:rFonts w:ascii="Arial" w:hAnsi="Arial" w:eastAsia="Times New Roman" w:cs="Arial"/>
+                <w:color w:val="000000"/>
+                <w:sz w:val="24"/>
+                <w:szCs w:val="24"/>
+                <w:lang w:eastAsia="es-VE"/>
+              </w:rPr>
+            </w:pPr>
+            <w:r>
+              <w:rPr>
+                <w:rFonts w:ascii="Calibri" w:hAnsi="Calibri"/>
+                <w:b w:val="0"/>
+                <w:i w:val="0"/>
+                <w:color w:val="000000"/>
+                <w:sz w:val="21"/>
+              </w:rPr>
+              <w:t>Revisar y aprobar la Definition of Done al inicio de cada sprint, antes de programar. (RC)</w:t>
             </w:r>
           </w:p>
         </w:tc>
